--- a/smlouva17_anon.docx
+++ b/smlouva17_anon.docx
@@ -171,7 +171,7 @@
     </w:p>
     <w:p>
       <w:r>
-        <w:t>Manželka: Ing. [[PERSON_3]], roz. Nováková</w:t>
+        <w:t>Manželka: Ing. [[PERSON_4]], roz. [[PERSON_3]]</w:t>
         <w:br/>
         <w:t>[[DATE_2]]</w:t>
         <w:br/>
@@ -199,7 +199,7 @@
         </w:numPr>
       </w:pPr>
       <w:r>
-        <w:t>[[PERSON_4]], [[DATE_3]], [[BIRTH_ID_3]]</w:t>
+        <w:t>[[PERSON_5]], [[DATE_3]], [[BIRTH_ID_3]]</w:t>
       </w:r>
     </w:p>
     <w:p>
@@ -210,16 +210,16 @@
         </w:numPr>
       </w:pPr>
       <w:r>
-        <w:t>[[PERSON_5]], [[DATE_4]], [[BIRTH_ID_4]]</w:t>
+        <w:t>[[PERSON_6]], [[DATE_4]], [[BIRTH_ID_4]]</w:t>
       </w:r>
     </w:p>
     <w:p>
       <w:r>
         <w:t>Rodiče klienta:</w:t>
         <w:br/>
-        <w:t>Otec: [[PERSON_6]], [[BIRTH_ID_5]], [[PHONE_5]]</w:t>
+        <w:t>Otec: [[PERSON_8]], [[BIRTH_ID_5]], [[PHONE_5]]</w:t>
         <w:br/>
-        <w:t>Matka: [[PERSON_7]], roz. Dvořáková, [[BIRTH_ID_6]], [[PHONE_6]]</w:t>
+        <w:t>Matka: [[PERSON_9]], roz. [[PERSON_7]], [[BIRTH_ID_6]], [[PHONE_6]]</w:t>
         <w:br/>
         <w:t>Adresa rodičů: [[ADDRESS_5]]</w:t>
       </w:r>
@@ -778,7 +778,7 @@
     </w:p>
     <w:p>
       <w:r>
-        <w:t>Otec ([[PERSON_6]]):</w:t>
+        <w:t>Otec ([[PERSON_8]]):</w:t>
       </w:r>
     </w:p>
     <w:p>
@@ -816,7 +816,7 @@
     </w:p>
     <w:p>
       <w:r>
-        <w:t>Matka ([[PERSON_7]]):</w:t>
+        <w:t>Matka ([[PERSON_9]]):</w:t>
       </w:r>
     </w:p>
     <w:p>
@@ -870,7 +870,7 @@
         </w:numPr>
       </w:pPr>
       <w:r>
-        <w:t>Bratr: [[PERSON_8]] (42 let), zdráv</w:t>
+        <w:t>Bratr: [[PERSON_10]] (42 let), zdráv</w:t>
       </w:r>
     </w:p>
     <w:p>
@@ -881,7 +881,7 @@
         </w:numPr>
       </w:pPr>
       <w:r>
-        <w:t>Sestra: [[PERSON_9]] (38 let), hypertenze</w:t>
+        <w:t>Sestra: [[PERSON_11]] (38 let), hypertenze</w:t>
       </w:r>
     </w:p>
     <w:p>
@@ -1421,7 +1421,7 @@
       <w:r>
         <w:t>Laboratorní místo: Synlab Czech, [[ADDRESS_8]]</w:t>
         <w:br/>
-        <w:t>Objednávací lékař: MUDr. [[PERSON_10]]</w:t>
+        <w:t>Objednávací lékař: MUDr. [[PERSON_12]]</w:t>
         <w:br/>
         <w:t>Číslo vzorku: LAB-2023-456789</w:t>
       </w:r>
@@ -1626,7 +1626,7 @@
       <w:r>
         <w:t>Pracoviště: Kardiologická ambulance, [[ADDRESS_9]]</w:t>
         <w:br/>
-        <w:t>Vyšetřující lékař: MUDr. [[PERSON_11]], Ph.D.</w:t>
+        <w:t>Vyšetřující lékař: MUDr. [[PERSON_13]], Ph.D.</w:t>
         <w:br/>
         <w:t>Číslo vyšetření: EKG-2023-789012</w:t>
       </w:r>
@@ -1722,7 +1722,7 @@
       <w:r>
         <w:t>Pracoviště: Radiodiagnostické oddělení, Fakultní nemocnice Motol</w:t>
         <w:br/>
-        <w:t>Vyšetřující: MUDr. [[PERSON_12]], radiolog</w:t>
+        <w:t>Vyšetřující: MUDr. [[PERSON_14]], radiolog</w:t>
         <w:br/>
         <w:t>Číslo vyšetření: USG-2023-345678</w:t>
       </w:r>
@@ -1830,7 +1830,7 @@
       <w:r>
         <w:t>Pracoviště: Oční klinika Prague Eye Center</w:t>
         <w:br/>
-        <w:t>Vyšetřující: MUDr. [[PERSON_13]], oftalmolog</w:t>
+        <w:t>Vyšetřující: MUDr. [[PERSON_15]], oftalmolog</w:t>
         <w:br/>
         <w:t>Číslo vyšetření: OPH-2023-234567</w:t>
       </w:r>
@@ -3781,7 +3781,7 @@
         </w:numPr>
       </w:pPr>
       <w:r>
-        <w:t>Jméno: Mgr. [[PERSON_14]]</w:t>
+        <w:t>Jméno: Mgr. [[PERSON_16]]</w:t>
       </w:r>
     </w:p>
     <w:p>
